--- a/LAPORAN CASE METHOD SOAL CHALLENGE.docx
+++ b/LAPORAN CASE METHOD SOAL CHALLENGE.docx
@@ -30,6 +30,15 @@
           <w:sz w:val="28"/>
         </w:rPr>
         <w:t xml:space="preserve"> </w:t>
+      </w:r>
+      <w:r>
+        <w:rPr>
+          <w:rFonts w:ascii="Times New Roman" w:hAnsi="Times New Roman" w:cs="Times New Roman"/>
+          <w:b/>
+          <w:spacing w:val="-17"/>
+          <w:sz w:val="28"/>
+        </w:rPr>
+        <w:t xml:space="preserve">SOAL CHALLENGE </w:t>
       </w:r>
       <w:r>
         <w:rPr>
@@ -552,24 +561,89 @@
         <w:widowControl/>
         <w:autoSpaceDE/>
         <w:autoSpaceDN/>
-        <w:jc w:val="both"/>
         <w:rPr>
           <w:rFonts w:ascii="Times New Roman" w:eastAsia="Times New Roman" w:hAnsi="Times New Roman" w:cs="Times New Roman"/>
-          <w:color w:val="000000"/>
-          <w:sz w:val="24"/>
-          <w:szCs w:val="24"/>
-          <w:lang w:val="en-ID"/>
-        </w:rPr>
-      </w:pPr>
-      <w:r>
-        <w:rPr>
-          <w:rFonts w:ascii="Times New Roman" w:eastAsia="Times New Roman" w:hAnsi="Times New Roman" w:cs="Times New Roman"/>
-          <w:color w:val="000000"/>
-          <w:sz w:val="24"/>
-          <w:szCs w:val="24"/>
-          <w:lang w:val="en-ID"/>
-        </w:rPr>
-        <w:t>Buku.java</w:t>
+          <w:color w:val="2B461A"/>
+          <w:sz w:val="24"/>
+          <w:szCs w:val="24"/>
+          <w:lang w:val="en-ID"/>
+        </w:rPr>
+      </w:pPr>
+      <w:r>
+        <w:rPr>
+          <w:rFonts w:ascii="Times New Roman" w:eastAsia="Times New Roman" w:hAnsi="Times New Roman" w:cs="Times New Roman" w:hint="cs"/>
+          <w:color w:val="2B461A"/>
+          <w:sz w:val="24"/>
+          <w:szCs w:val="24"/>
+          <w:lang w:val="en-ID"/>
+        </w:rPr>
+        <w:t xml:space="preserve">LEVEL EASY — </w:t>
+      </w:r>
+      <w:proofErr w:type="spellStart"/>
+      <w:r>
+        <w:rPr>
+          <w:rFonts w:ascii="Times New Roman" w:eastAsia="Times New Roman" w:hAnsi="Times New Roman" w:cs="Times New Roman" w:hint="cs"/>
+          <w:color w:val="2B461A"/>
+          <w:sz w:val="24"/>
+          <w:szCs w:val="24"/>
+          <w:lang w:val="en-ID"/>
+        </w:rPr>
+        <w:t>Tambah</w:t>
+      </w:r>
+      <w:proofErr w:type="spellEnd"/>
+      <w:r>
+        <w:rPr>
+          <w:rFonts w:ascii="Times New Roman" w:eastAsia="Times New Roman" w:hAnsi="Times New Roman" w:cs="Times New Roman" w:hint="cs"/>
+          <w:color w:val="2B461A"/>
+          <w:sz w:val="24"/>
+          <w:szCs w:val="24"/>
+          <w:lang w:val="en-ID"/>
+        </w:rPr>
+        <w:t xml:space="preserve"> Fitur Input &amp; </w:t>
+      </w:r>
+      <w:proofErr w:type="spellStart"/>
+      <w:r>
+        <w:rPr>
+          <w:rFonts w:ascii="Times New Roman" w:eastAsia="Times New Roman" w:hAnsi="Times New Roman" w:cs="Times New Roman" w:hint="cs"/>
+          <w:color w:val="2B461A"/>
+          <w:sz w:val="24"/>
+          <w:szCs w:val="24"/>
+          <w:lang w:val="en-ID"/>
+        </w:rPr>
+        <w:t>Statistik</w:t>
+      </w:r>
+      <w:proofErr w:type="spellEnd"/>
+      <w:r>
+        <w:rPr>
+          <w:rFonts w:ascii="Times New Roman" w:eastAsia="Times New Roman" w:hAnsi="Times New Roman" w:cs="Times New Roman" w:hint="cs"/>
+          <w:color w:val="2B461A"/>
+          <w:sz w:val="24"/>
+          <w:szCs w:val="24"/>
+          <w:lang w:val="en-ID"/>
+        </w:rPr>
+        <w:t xml:space="preserve"> (Nilai </w:t>
+      </w:r>
+      <w:proofErr w:type="spellStart"/>
+      <w:r>
+        <w:rPr>
+          <w:rFonts w:ascii="Times New Roman" w:eastAsia="Times New Roman" w:hAnsi="Times New Roman" w:cs="Times New Roman" w:hint="cs"/>
+          <w:color w:val="2B461A"/>
+          <w:sz w:val="24"/>
+          <w:szCs w:val="24"/>
+          <w:lang w:val="en-ID"/>
+        </w:rPr>
+        <w:t>maksimal</w:t>
+      </w:r>
+      <w:proofErr w:type="spellEnd"/>
+      <w:r>
+        <w:rPr>
+          <w:rFonts w:ascii="Times New Roman" w:eastAsia="Times New Roman" w:hAnsi="Times New Roman" w:cs="Times New Roman" w:hint="cs"/>
+          <w:color w:val="2B461A"/>
+          <w:sz w:val="24"/>
+          <w:szCs w:val="24"/>
+          <w:lang w:val="en-ID"/>
+        </w:rPr>
+        <w:t>: 65)</w:t>
       </w:r>
     </w:p>
     <w:p>
@@ -577,30 +651,97 @@
         <w:widowControl/>
         <w:autoSpaceDE/>
         <w:autoSpaceDN/>
-        <w:jc w:val="both"/>
         <w:rPr>
           <w:rFonts w:ascii="Times New Roman" w:eastAsia="Times New Roman" w:hAnsi="Times New Roman" w:cs="Times New Roman"/>
-          <w:color w:val="000000"/>
-          <w:sz w:val="24"/>
-          <w:szCs w:val="24"/>
-          <w:lang w:val="en-ID"/>
-        </w:rPr>
-      </w:pPr>
-      <w:r>
+          <w:color w:val="2B461A"/>
+          <w:sz w:val="24"/>
+          <w:szCs w:val="24"/>
+          <w:lang w:val="en-ID"/>
+        </w:rPr>
+      </w:pPr>
+      <w:r>
+        <w:rPr>
+          <w:rFonts w:ascii="Times New Roman" w:eastAsia="Times New Roman" w:hAnsi="Times New Roman" w:cs="Times New Roman" w:hint="cs"/>
+          <w:color w:val="2B461A"/>
+          <w:sz w:val="24"/>
+          <w:szCs w:val="24"/>
+          <w:lang w:val="en-ID"/>
+        </w:rPr>
+        <w:t xml:space="preserve">Menu 6 — </w:t>
+      </w:r>
+      <w:proofErr w:type="spellStart"/>
+      <w:r>
+        <w:rPr>
+          <w:rFonts w:ascii="Times New Roman" w:eastAsia="Times New Roman" w:hAnsi="Times New Roman" w:cs="Times New Roman" w:hint="cs"/>
+          <w:color w:val="2B461A"/>
+          <w:sz w:val="24"/>
+          <w:szCs w:val="24"/>
+          <w:lang w:val="en-ID"/>
+        </w:rPr>
+        <w:t>Tambah</w:t>
+      </w:r>
+      <w:proofErr w:type="spellEnd"/>
+      <w:r>
+        <w:rPr>
+          <w:rFonts w:ascii="Times New Roman" w:eastAsia="Times New Roman" w:hAnsi="Times New Roman" w:cs="Times New Roman" w:hint="cs"/>
+          <w:color w:val="2B461A"/>
+          <w:sz w:val="24"/>
+          <w:szCs w:val="24"/>
+          <w:lang w:val="en-ID"/>
+        </w:rPr>
+        <w:t xml:space="preserve"> Data </w:t>
+      </w:r>
+      <w:proofErr w:type="spellStart"/>
+      <w:r>
+        <w:rPr>
+          <w:rFonts w:ascii="Times New Roman" w:eastAsia="Times New Roman" w:hAnsi="Times New Roman" w:cs="Times New Roman" w:hint="cs"/>
+          <w:color w:val="2B461A"/>
+          <w:sz w:val="24"/>
+          <w:szCs w:val="24"/>
+          <w:lang w:val="en-ID"/>
+        </w:rPr>
+        <w:t>Peminjaman</w:t>
+      </w:r>
+      <w:proofErr w:type="spellEnd"/>
+      <w:r>
+        <w:rPr>
+          <w:rFonts w:ascii="Times New Roman" w:eastAsia="Times New Roman" w:hAnsi="Times New Roman" w:cs="Times New Roman" w:hint="cs"/>
+          <w:color w:val="2B461A"/>
+          <w:sz w:val="24"/>
+          <w:szCs w:val="24"/>
+          <w:lang w:val="en-ID"/>
+        </w:rPr>
+        <w:t xml:space="preserve"> Baru</w:t>
+      </w:r>
+    </w:p>
+    <w:p>
+      <w:pPr>
+        <w:widowControl/>
+        <w:autoSpaceDE/>
+        <w:autoSpaceDN/>
         <w:rPr>
           <w:rFonts w:ascii="Times New Roman" w:eastAsia="Times New Roman" w:hAnsi="Times New Roman" w:cs="Times New Roman"/>
+          <w:color w:val="2B461A"/>
+          <w:sz w:val="24"/>
+          <w:szCs w:val="24"/>
+          <w:lang w:val="en-ID"/>
+        </w:rPr>
+      </w:pPr>
+      <w:r>
+        <w:rPr>
+          <w:rFonts w:ascii="Times New Roman" w:eastAsia="Times New Roman" w:hAnsi="Times New Roman" w:cs="Times New Roman" w:hint="cs"/>
           <w:noProof/>
-          <w:color w:val="000000"/>
+          <w:color w:val="2B461A"/>
           <w:sz w:val="24"/>
           <w:szCs w:val="24"/>
           <w:lang w:val="en-ID"/>
           <w14:ligatures w14:val="standardContextual"/>
         </w:rPr>
         <w:drawing>
-          <wp:inline distT="0" distB="0" distL="0" distR="0" wp14:anchorId="5F99DE82" wp14:editId="682984C0">
-            <wp:extent cx="5943600" cy="2320290"/>
-            <wp:effectExtent l="0" t="0" r="0" b="3810"/>
-            <wp:docPr id="79946995" name="Picture 1"/>
+          <wp:inline distT="0" distB="0" distL="0" distR="0" wp14:anchorId="490FA6E0" wp14:editId="16E41421">
+            <wp:extent cx="4710896" cy="7640248"/>
+            <wp:effectExtent l="0" t="0" r="1270" b="5715"/>
+            <wp:docPr id="822807684" name="Picture 3"/>
             <wp:cNvGraphicFramePr>
               <a:graphicFrameLocks xmlns:a="http://schemas.openxmlformats.org/drawingml/2006/main" noChangeAspect="1"/>
             </wp:cNvGraphicFramePr>
@@ -608,11 +749,11 @@
               <a:graphicData uri="http://schemas.openxmlformats.org/drawingml/2006/picture">
                 <pic:pic xmlns:pic="http://schemas.openxmlformats.org/drawingml/2006/picture">
                   <pic:nvPicPr>
-                    <pic:cNvPr id="79946995" name="Picture 79946995"/>
+                    <pic:cNvPr id="822807684" name="Picture 822807684"/>
                     <pic:cNvPicPr/>
                   </pic:nvPicPr>
                   <pic:blipFill>
-                    <a:blip r:embed="rId6" cstate="print">
+                    <a:blip r:embed="rId6">
                       <a:extLst>
                         <a:ext uri="{28A0092B-C50C-407E-A947-70E740481C1C}">
                           <a14:useLocalDpi xmlns:a14="http://schemas.microsoft.com/office/drawing/2010/main" val="0"/>
@@ -626,7 +767,7 @@
                   <pic:spPr>
                     <a:xfrm>
                       <a:off x="0" y="0"/>
-                      <a:ext cx="5943600" cy="2320290"/>
+                      <a:ext cx="4725330" cy="7663658"/>
                     </a:xfrm>
                     <a:prstGeom prst="rect">
                       <a:avLst/>
@@ -644,70 +785,30 @@
         <w:widowControl/>
         <w:autoSpaceDE/>
         <w:autoSpaceDN/>
-        <w:jc w:val="both"/>
         <w:rPr>
           <w:rFonts w:ascii="Times New Roman" w:eastAsia="Times New Roman" w:hAnsi="Times New Roman" w:cs="Times New Roman"/>
-          <w:color w:val="000000"/>
-          <w:sz w:val="24"/>
-          <w:szCs w:val="24"/>
-          <w:lang w:val="en-ID"/>
-        </w:rPr>
-      </w:pPr>
-    </w:p>
-    <w:p>
-      <w:pPr>
-        <w:widowControl/>
-        <w:autoSpaceDE/>
-        <w:autoSpaceDN/>
-        <w:jc w:val="both"/>
-        <w:rPr>
-          <w:rFonts w:ascii="Times New Roman" w:eastAsia="Times New Roman" w:hAnsi="Times New Roman" w:cs="Times New Roman"/>
-          <w:color w:val="000000"/>
-          <w:sz w:val="24"/>
-          <w:szCs w:val="24"/>
-          <w:lang w:val="en-ID"/>
-        </w:rPr>
-      </w:pPr>
-      <w:r>
-        <w:rPr>
-          <w:rFonts w:ascii="Times New Roman" w:eastAsia="Times New Roman" w:hAnsi="Times New Roman" w:cs="Times New Roman"/>
-          <w:color w:val="000000"/>
-          <w:sz w:val="24"/>
-          <w:szCs w:val="24"/>
-          <w:lang w:val="en-ID"/>
-        </w:rPr>
-        <w:t>Mahasiswa.java</w:t>
-      </w:r>
-    </w:p>
-    <w:p>
-      <w:pPr>
-        <w:widowControl/>
-        <w:autoSpaceDE/>
-        <w:autoSpaceDN/>
-        <w:jc w:val="both"/>
-        <w:rPr>
-          <w:rFonts w:ascii="Times New Roman" w:eastAsia="Times New Roman" w:hAnsi="Times New Roman" w:cs="Times New Roman"/>
-          <w:color w:val="000000"/>
-          <w:sz w:val="24"/>
-          <w:szCs w:val="24"/>
-          <w:lang w:val="en-ID"/>
-        </w:rPr>
-      </w:pPr>
-      <w:r>
-        <w:rPr>
-          <w:rFonts w:ascii="Times New Roman" w:eastAsia="Times New Roman" w:hAnsi="Times New Roman" w:cs="Times New Roman"/>
+          <w:color w:val="2B461A"/>
+          <w:sz w:val="24"/>
+          <w:szCs w:val="24"/>
+          <w:lang w:val="en-ID"/>
+        </w:rPr>
+      </w:pPr>
+      <w:r>
+        <w:rPr>
+          <w:rFonts w:ascii="Times New Roman" w:eastAsia="Times New Roman" w:hAnsi="Times New Roman" w:cs="Times New Roman" w:hint="cs"/>
           <w:noProof/>
-          <w:color w:val="000000"/>
+          <w:color w:val="2B461A"/>
           <w:sz w:val="24"/>
           <w:szCs w:val="24"/>
           <w:lang w:val="en-ID"/>
           <w14:ligatures w14:val="standardContextual"/>
         </w:rPr>
+        <w:lastRenderedPageBreak/>
         <w:drawing>
-          <wp:inline distT="0" distB="0" distL="0" distR="0" wp14:anchorId="7F3E652E" wp14:editId="7D7E9E56">
-            <wp:extent cx="5943600" cy="2722245"/>
+          <wp:inline distT="0" distB="0" distL="0" distR="0" wp14:anchorId="77697AD8" wp14:editId="03D1090E">
+            <wp:extent cx="3865944" cy="1917831"/>
             <wp:effectExtent l="0" t="0" r="0" b="0"/>
-            <wp:docPr id="1226848517" name="Picture 2"/>
+            <wp:docPr id="2095089582" name="Picture 4"/>
             <wp:cNvGraphicFramePr>
               <a:graphicFrameLocks xmlns:a="http://schemas.openxmlformats.org/drawingml/2006/main" noChangeAspect="1"/>
             </wp:cNvGraphicFramePr>
@@ -715,7 +816,7 @@
               <a:graphicData uri="http://schemas.openxmlformats.org/drawingml/2006/picture">
                 <pic:pic xmlns:pic="http://schemas.openxmlformats.org/drawingml/2006/picture">
                   <pic:nvPicPr>
-                    <pic:cNvPr id="1226848517" name="Picture 1226848517"/>
+                    <pic:cNvPr id="2095089582" name="Picture 2095089582"/>
                     <pic:cNvPicPr/>
                   </pic:nvPicPr>
                   <pic:blipFill>
@@ -733,7 +834,7 @@
                   <pic:spPr>
                     <a:xfrm>
                       <a:off x="0" y="0"/>
-                      <a:ext cx="5943600" cy="2722245"/>
+                      <a:ext cx="3910550" cy="1939960"/>
                     </a:xfrm>
                     <a:prstGeom prst="rect">
                       <a:avLst/>
@@ -751,10 +852,9 @@
         <w:widowControl/>
         <w:autoSpaceDE/>
         <w:autoSpaceDN/>
-        <w:jc w:val="both"/>
         <w:rPr>
           <w:rFonts w:ascii="Times New Roman" w:eastAsia="Times New Roman" w:hAnsi="Times New Roman" w:cs="Times New Roman"/>
-          <w:color w:val="000000"/>
+          <w:color w:val="2B461A"/>
           <w:sz w:val="24"/>
           <w:szCs w:val="24"/>
           <w:lang w:val="en-ID"/>
@@ -766,231 +866,67 @@
         <w:widowControl/>
         <w:autoSpaceDE/>
         <w:autoSpaceDN/>
-        <w:jc w:val="both"/>
         <w:rPr>
           <w:rFonts w:ascii="Times New Roman" w:eastAsia="Times New Roman" w:hAnsi="Times New Roman" w:cs="Times New Roman"/>
-          <w:color w:val="000000"/>
-          <w:sz w:val="24"/>
-          <w:szCs w:val="24"/>
-          <w:lang w:val="en-ID"/>
-        </w:rPr>
-      </w:pPr>
+          <w:color w:val="2B461A"/>
+          <w:sz w:val="24"/>
+          <w:szCs w:val="24"/>
+          <w:lang w:val="en-ID"/>
+        </w:rPr>
+      </w:pPr>
+      <w:r>
+        <w:rPr>
+          <w:rFonts w:ascii="Times New Roman" w:eastAsia="Times New Roman" w:hAnsi="Times New Roman" w:cs="Times New Roman" w:hint="cs"/>
+          <w:color w:val="2B461A"/>
+          <w:sz w:val="24"/>
+          <w:szCs w:val="24"/>
+          <w:lang w:val="en-ID"/>
+        </w:rPr>
+        <w:t xml:space="preserve">Menu 7 — </w:t>
+      </w:r>
+      <w:proofErr w:type="spellStart"/>
+      <w:r>
+        <w:rPr>
+          <w:rFonts w:ascii="Times New Roman" w:eastAsia="Times New Roman" w:hAnsi="Times New Roman" w:cs="Times New Roman" w:hint="cs"/>
+          <w:color w:val="2B461A"/>
+          <w:sz w:val="24"/>
+          <w:szCs w:val="24"/>
+          <w:lang w:val="en-ID"/>
+        </w:rPr>
+        <w:t>Tampilkan</w:t>
+      </w:r>
+      <w:proofErr w:type="spellEnd"/>
+      <w:r>
+        <w:rPr>
+          <w:rFonts w:ascii="Times New Roman" w:eastAsia="Times New Roman" w:hAnsi="Times New Roman" w:cs="Times New Roman" w:hint="cs"/>
+          <w:color w:val="2B461A"/>
+          <w:sz w:val="24"/>
+          <w:szCs w:val="24"/>
+          <w:lang w:val="en-ID"/>
+        </w:rPr>
+        <w:t xml:space="preserve"> </w:t>
+      </w:r>
+      <w:proofErr w:type="spellStart"/>
+      <w:r>
+        <w:rPr>
+          <w:rFonts w:ascii="Times New Roman" w:eastAsia="Times New Roman" w:hAnsi="Times New Roman" w:cs="Times New Roman" w:hint="cs"/>
+          <w:color w:val="2B461A"/>
+          <w:sz w:val="24"/>
+          <w:szCs w:val="24"/>
+          <w:lang w:val="en-ID"/>
+        </w:rPr>
+        <w:t>Statistik</w:t>
+      </w:r>
+      <w:proofErr w:type="spellEnd"/>
     </w:p>
     <w:p>
       <w:pPr>
         <w:widowControl/>
         <w:autoSpaceDE/>
         <w:autoSpaceDN/>
-        <w:jc w:val="both"/>
         <w:rPr>
           <w:rFonts w:ascii="Times New Roman" w:eastAsia="Times New Roman" w:hAnsi="Times New Roman" w:cs="Times New Roman"/>
-          <w:color w:val="000000"/>
-          <w:sz w:val="24"/>
-          <w:szCs w:val="24"/>
-          <w:lang w:val="en-ID"/>
-        </w:rPr>
-      </w:pPr>
-    </w:p>
-    <w:p>
-      <w:pPr>
-        <w:widowControl/>
-        <w:autoSpaceDE/>
-        <w:autoSpaceDN/>
-        <w:jc w:val="both"/>
-        <w:rPr>
-          <w:rFonts w:ascii="Times New Roman" w:eastAsia="Times New Roman" w:hAnsi="Times New Roman" w:cs="Times New Roman"/>
-          <w:color w:val="000000"/>
-          <w:sz w:val="24"/>
-          <w:szCs w:val="24"/>
-          <w:lang w:val="en-ID"/>
-        </w:rPr>
-      </w:pPr>
-    </w:p>
-    <w:p>
-      <w:pPr>
-        <w:widowControl/>
-        <w:autoSpaceDE/>
-        <w:autoSpaceDN/>
-        <w:jc w:val="both"/>
-        <w:rPr>
-          <w:rFonts w:ascii="Times New Roman" w:eastAsia="Times New Roman" w:hAnsi="Times New Roman" w:cs="Times New Roman"/>
-          <w:color w:val="000000"/>
-          <w:sz w:val="24"/>
-          <w:szCs w:val="24"/>
-          <w:lang w:val="en-ID"/>
-        </w:rPr>
-      </w:pPr>
-    </w:p>
-    <w:p>
-      <w:pPr>
-        <w:widowControl/>
-        <w:autoSpaceDE/>
-        <w:autoSpaceDN/>
-        <w:jc w:val="both"/>
-        <w:rPr>
-          <w:rFonts w:ascii="Times New Roman" w:eastAsia="Times New Roman" w:hAnsi="Times New Roman" w:cs="Times New Roman"/>
-          <w:color w:val="000000"/>
-          <w:sz w:val="24"/>
-          <w:szCs w:val="24"/>
-          <w:lang w:val="en-ID"/>
-        </w:rPr>
-      </w:pPr>
-    </w:p>
-    <w:p>
-      <w:pPr>
-        <w:widowControl/>
-        <w:autoSpaceDE/>
-        <w:autoSpaceDN/>
-        <w:jc w:val="both"/>
-        <w:rPr>
-          <w:rFonts w:ascii="Times New Roman" w:eastAsia="Times New Roman" w:hAnsi="Times New Roman" w:cs="Times New Roman"/>
-          <w:color w:val="000000"/>
-          <w:sz w:val="24"/>
-          <w:szCs w:val="24"/>
-          <w:lang w:val="en-ID"/>
-        </w:rPr>
-      </w:pPr>
-    </w:p>
-    <w:p>
-      <w:pPr>
-        <w:widowControl/>
-        <w:autoSpaceDE/>
-        <w:autoSpaceDN/>
-        <w:jc w:val="both"/>
-        <w:rPr>
-          <w:rFonts w:ascii="Times New Roman" w:eastAsia="Times New Roman" w:hAnsi="Times New Roman" w:cs="Times New Roman"/>
-          <w:color w:val="000000"/>
-          <w:sz w:val="24"/>
-          <w:szCs w:val="24"/>
-          <w:lang w:val="en-ID"/>
-        </w:rPr>
-      </w:pPr>
-    </w:p>
-    <w:p>
-      <w:pPr>
-        <w:widowControl/>
-        <w:autoSpaceDE/>
-        <w:autoSpaceDN/>
-        <w:jc w:val="both"/>
-        <w:rPr>
-          <w:rFonts w:ascii="Times New Roman" w:eastAsia="Times New Roman" w:hAnsi="Times New Roman" w:cs="Times New Roman"/>
-          <w:color w:val="000000"/>
-          <w:sz w:val="24"/>
-          <w:szCs w:val="24"/>
-          <w:lang w:val="en-ID"/>
-        </w:rPr>
-      </w:pPr>
-    </w:p>
-    <w:p>
-      <w:pPr>
-        <w:widowControl/>
-        <w:autoSpaceDE/>
-        <w:autoSpaceDN/>
-        <w:jc w:val="both"/>
-        <w:rPr>
-          <w:rFonts w:ascii="Times New Roman" w:eastAsia="Times New Roman" w:hAnsi="Times New Roman" w:cs="Times New Roman"/>
-          <w:color w:val="000000"/>
-          <w:sz w:val="24"/>
-          <w:szCs w:val="24"/>
-          <w:lang w:val="en-ID"/>
-        </w:rPr>
-      </w:pPr>
-    </w:p>
-    <w:p>
-      <w:pPr>
-        <w:widowControl/>
-        <w:autoSpaceDE/>
-        <w:autoSpaceDN/>
-        <w:jc w:val="both"/>
-        <w:rPr>
-          <w:rFonts w:ascii="Times New Roman" w:eastAsia="Times New Roman" w:hAnsi="Times New Roman" w:cs="Times New Roman"/>
-          <w:color w:val="000000"/>
-          <w:sz w:val="24"/>
-          <w:szCs w:val="24"/>
-          <w:lang w:val="en-ID"/>
-        </w:rPr>
-      </w:pPr>
-    </w:p>
-    <w:p>
-      <w:pPr>
-        <w:widowControl/>
-        <w:autoSpaceDE/>
-        <w:autoSpaceDN/>
-        <w:jc w:val="both"/>
-        <w:rPr>
-          <w:rFonts w:ascii="Times New Roman" w:eastAsia="Times New Roman" w:hAnsi="Times New Roman" w:cs="Times New Roman"/>
-          <w:color w:val="000000"/>
-          <w:sz w:val="24"/>
-          <w:szCs w:val="24"/>
-          <w:lang w:val="en-ID"/>
-        </w:rPr>
-      </w:pPr>
-    </w:p>
-    <w:p>
-      <w:pPr>
-        <w:widowControl/>
-        <w:autoSpaceDE/>
-        <w:autoSpaceDN/>
-        <w:jc w:val="both"/>
-        <w:rPr>
-          <w:rFonts w:ascii="Times New Roman" w:eastAsia="Times New Roman" w:hAnsi="Times New Roman" w:cs="Times New Roman"/>
-          <w:color w:val="000000"/>
-          <w:sz w:val="24"/>
-          <w:szCs w:val="24"/>
-          <w:lang w:val="en-ID"/>
-        </w:rPr>
-      </w:pPr>
-    </w:p>
-    <w:p>
-      <w:pPr>
-        <w:widowControl/>
-        <w:autoSpaceDE/>
-        <w:autoSpaceDN/>
-        <w:jc w:val="both"/>
-        <w:rPr>
-          <w:rFonts w:ascii="Times New Roman" w:eastAsia="Times New Roman" w:hAnsi="Times New Roman" w:cs="Times New Roman"/>
-          <w:color w:val="000000"/>
-          <w:sz w:val="24"/>
-          <w:szCs w:val="24"/>
-          <w:lang w:val="en-ID"/>
-        </w:rPr>
-      </w:pPr>
-    </w:p>
-    <w:p>
-      <w:pPr>
-        <w:widowControl/>
-        <w:autoSpaceDE/>
-        <w:autoSpaceDN/>
-        <w:jc w:val="both"/>
-        <w:rPr>
-          <w:rFonts w:ascii="Times New Roman" w:eastAsia="Times New Roman" w:hAnsi="Times New Roman" w:cs="Times New Roman"/>
-          <w:color w:val="000000"/>
-          <w:sz w:val="24"/>
-          <w:szCs w:val="24"/>
-          <w:lang w:val="en-ID"/>
-        </w:rPr>
-      </w:pPr>
-      <w:r>
-        <w:rPr>
-          <w:rFonts w:ascii="Times New Roman" w:eastAsia="Times New Roman" w:hAnsi="Times New Roman" w:cs="Times New Roman"/>
-          <w:color w:val="000000"/>
-          <w:sz w:val="24"/>
-          <w:szCs w:val="24"/>
-          <w:lang w:val="en-ID"/>
-        </w:rPr>
-        <w:lastRenderedPageBreak/>
-        <w:t>Peminjaman.java</w:t>
-      </w:r>
-    </w:p>
-    <w:p>
-      <w:pPr>
-        <w:widowControl/>
-        <w:autoSpaceDE/>
-        <w:autoSpaceDN/>
-        <w:jc w:val="both"/>
-        <w:rPr>
-          <w:rFonts w:ascii="Times New Roman" w:eastAsia="Times New Roman" w:hAnsi="Times New Roman" w:cs="Times New Roman"/>
-          <w:color w:val="000000"/>
+          <w:color w:val="2B461A"/>
           <w:sz w:val="24"/>
           <w:szCs w:val="24"/>
           <w:lang w:val="en-ID"/>
@@ -1000,17 +936,17 @@
         <w:rPr>
           <w:rFonts w:ascii="Times New Roman" w:eastAsia="Times New Roman" w:hAnsi="Times New Roman" w:cs="Times New Roman"/>
           <w:noProof/>
-          <w:color w:val="000000"/>
+          <w:color w:val="2B461A"/>
           <w:sz w:val="24"/>
           <w:szCs w:val="24"/>
           <w:lang w:val="en-ID"/>
           <w14:ligatures w14:val="standardContextual"/>
         </w:rPr>
         <w:drawing>
-          <wp:inline distT="0" distB="0" distL="0" distR="0" wp14:anchorId="597803A4" wp14:editId="07EDDC46">
-            <wp:extent cx="5943600" cy="6824345"/>
-            <wp:effectExtent l="0" t="0" r="0" b="0"/>
-            <wp:docPr id="1055187892" name="Picture 3"/>
+          <wp:inline distT="0" distB="0" distL="0" distR="0" wp14:anchorId="5CB2C4EB" wp14:editId="04D2457A">
+            <wp:extent cx="4734046" cy="3038885"/>
+            <wp:effectExtent l="0" t="0" r="3175" b="0"/>
+            <wp:docPr id="1725418110" name="Picture 5"/>
             <wp:cNvGraphicFramePr>
               <a:graphicFrameLocks xmlns:a="http://schemas.openxmlformats.org/drawingml/2006/main" noChangeAspect="1"/>
             </wp:cNvGraphicFramePr>
@@ -1018,7 +954,7 @@
               <a:graphicData uri="http://schemas.openxmlformats.org/drawingml/2006/picture">
                 <pic:pic xmlns:pic="http://schemas.openxmlformats.org/drawingml/2006/picture">
                   <pic:nvPicPr>
-                    <pic:cNvPr id="1055187892" name="Picture 1055187892"/>
+                    <pic:cNvPr id="1725418110" name="Picture 1725418110"/>
                     <pic:cNvPicPr/>
                   </pic:nvPicPr>
                   <pic:blipFill>
@@ -1036,7 +972,7 @@
                   <pic:spPr>
                     <a:xfrm>
                       <a:off x="0" y="0"/>
-                      <a:ext cx="5943600" cy="6824345"/>
+                      <a:ext cx="4743550" cy="3044986"/>
                     </a:xfrm>
                     <a:prstGeom prst="rect">
                       <a:avLst/>
@@ -1054,141 +990,9 @@
         <w:widowControl/>
         <w:autoSpaceDE/>
         <w:autoSpaceDN/>
-        <w:jc w:val="both"/>
         <w:rPr>
           <w:rFonts w:ascii="Times New Roman" w:eastAsia="Times New Roman" w:hAnsi="Times New Roman" w:cs="Times New Roman"/>
-          <w:color w:val="000000"/>
-          <w:sz w:val="24"/>
-          <w:szCs w:val="24"/>
-          <w:lang w:val="en-ID"/>
-        </w:rPr>
-      </w:pPr>
-    </w:p>
-    <w:p>
-      <w:pPr>
-        <w:widowControl/>
-        <w:autoSpaceDE/>
-        <w:autoSpaceDN/>
-        <w:jc w:val="both"/>
-        <w:rPr>
-          <w:rFonts w:ascii="Times New Roman" w:eastAsia="Times New Roman" w:hAnsi="Times New Roman" w:cs="Times New Roman"/>
-          <w:color w:val="000000"/>
-          <w:sz w:val="24"/>
-          <w:szCs w:val="24"/>
-          <w:lang w:val="en-ID"/>
-        </w:rPr>
-      </w:pPr>
-    </w:p>
-    <w:p>
-      <w:pPr>
-        <w:widowControl/>
-        <w:autoSpaceDE/>
-        <w:autoSpaceDN/>
-        <w:jc w:val="both"/>
-        <w:rPr>
-          <w:rFonts w:ascii="Times New Roman" w:eastAsia="Times New Roman" w:hAnsi="Times New Roman" w:cs="Times New Roman"/>
-          <w:color w:val="000000"/>
-          <w:sz w:val="24"/>
-          <w:szCs w:val="24"/>
-          <w:lang w:val="en-ID"/>
-        </w:rPr>
-      </w:pPr>
-    </w:p>
-    <w:p>
-      <w:pPr>
-        <w:widowControl/>
-        <w:autoSpaceDE/>
-        <w:autoSpaceDN/>
-        <w:jc w:val="both"/>
-        <w:rPr>
-          <w:rFonts w:ascii="Times New Roman" w:eastAsia="Times New Roman" w:hAnsi="Times New Roman" w:cs="Times New Roman"/>
-          <w:color w:val="000000"/>
-          <w:sz w:val="24"/>
-          <w:szCs w:val="24"/>
-          <w:lang w:val="en-ID"/>
-        </w:rPr>
-      </w:pPr>
-    </w:p>
-    <w:p>
-      <w:pPr>
-        <w:widowControl/>
-        <w:autoSpaceDE/>
-        <w:autoSpaceDN/>
-        <w:jc w:val="both"/>
-        <w:rPr>
-          <w:rFonts w:ascii="Times New Roman" w:eastAsia="Times New Roman" w:hAnsi="Times New Roman" w:cs="Times New Roman"/>
-          <w:color w:val="000000"/>
-          <w:sz w:val="24"/>
-          <w:szCs w:val="24"/>
-          <w:lang w:val="en-ID"/>
-        </w:rPr>
-      </w:pPr>
-    </w:p>
-    <w:p>
-      <w:pPr>
-        <w:widowControl/>
-        <w:autoSpaceDE/>
-        <w:autoSpaceDN/>
-        <w:jc w:val="both"/>
-        <w:rPr>
-          <w:rFonts w:ascii="Times New Roman" w:eastAsia="Times New Roman" w:hAnsi="Times New Roman" w:cs="Times New Roman"/>
-          <w:color w:val="000000"/>
-          <w:sz w:val="24"/>
-          <w:szCs w:val="24"/>
-          <w:lang w:val="en-ID"/>
-        </w:rPr>
-      </w:pPr>
-    </w:p>
-    <w:p>
-      <w:pPr>
-        <w:widowControl/>
-        <w:autoSpaceDE/>
-        <w:autoSpaceDN/>
-        <w:jc w:val="both"/>
-        <w:rPr>
-          <w:rFonts w:ascii="Times New Roman" w:eastAsia="Times New Roman" w:hAnsi="Times New Roman" w:cs="Times New Roman"/>
-          <w:color w:val="000000"/>
-          <w:sz w:val="24"/>
-          <w:szCs w:val="24"/>
-          <w:lang w:val="en-ID"/>
-        </w:rPr>
-      </w:pPr>
-    </w:p>
-    <w:p>
-      <w:pPr>
-        <w:widowControl/>
-        <w:autoSpaceDE/>
-        <w:autoSpaceDN/>
-        <w:jc w:val="both"/>
-        <w:rPr>
-          <w:rFonts w:ascii="Times New Roman" w:eastAsia="Times New Roman" w:hAnsi="Times New Roman" w:cs="Times New Roman"/>
-          <w:color w:val="000000"/>
-          <w:sz w:val="24"/>
-          <w:szCs w:val="24"/>
-          <w:lang w:val="en-ID"/>
-        </w:rPr>
-      </w:pPr>
-      <w:r>
-        <w:rPr>
-          <w:rFonts w:ascii="Times New Roman" w:eastAsia="Times New Roman" w:hAnsi="Times New Roman" w:cs="Times New Roman"/>
-          <w:color w:val="000000"/>
-          <w:sz w:val="24"/>
-          <w:szCs w:val="24"/>
-          <w:lang w:val="en-ID"/>
-        </w:rPr>
-        <w:lastRenderedPageBreak/>
-        <w:t>SistemPeminjanam.java</w:t>
-      </w:r>
-    </w:p>
-    <w:p>
-      <w:pPr>
-        <w:widowControl/>
-        <w:autoSpaceDE/>
-        <w:autoSpaceDN/>
-        <w:jc w:val="both"/>
-        <w:rPr>
-          <w:rFonts w:ascii="Times New Roman" w:eastAsia="Times New Roman" w:hAnsi="Times New Roman" w:cs="Times New Roman"/>
-          <w:color w:val="000000"/>
+          <w:color w:val="2B461A"/>
           <w:sz w:val="24"/>
           <w:szCs w:val="24"/>
           <w:lang w:val="en-ID"/>
@@ -1198,17 +1002,17 @@
         <w:rPr>
           <w:rFonts w:ascii="Times New Roman" w:eastAsia="Times New Roman" w:hAnsi="Times New Roman" w:cs="Times New Roman"/>
           <w:noProof/>
-          <w:color w:val="000000"/>
+          <w:color w:val="2B461A"/>
           <w:sz w:val="24"/>
           <w:szCs w:val="24"/>
           <w:lang w:val="en-ID"/>
           <w14:ligatures w14:val="standardContextual"/>
         </w:rPr>
         <w:drawing>
-          <wp:inline distT="0" distB="0" distL="0" distR="0" wp14:anchorId="71E19111" wp14:editId="4E92934B">
-            <wp:extent cx="4556125" cy="8018384"/>
-            <wp:effectExtent l="0" t="0" r="3175" b="0"/>
-            <wp:docPr id="477238392" name="Picture 1"/>
+          <wp:inline distT="0" distB="0" distL="0" distR="0" wp14:anchorId="55951377" wp14:editId="10030095">
+            <wp:extent cx="2245489" cy="1783715"/>
+            <wp:effectExtent l="0" t="0" r="2540" b="0"/>
+            <wp:docPr id="1153248890" name="Picture 6"/>
             <wp:cNvGraphicFramePr>
               <a:graphicFrameLocks xmlns:a="http://schemas.openxmlformats.org/drawingml/2006/main" noChangeAspect="1"/>
             </wp:cNvGraphicFramePr>
@@ -1216,11 +1020,11 @@
               <a:graphicData uri="http://schemas.openxmlformats.org/drawingml/2006/picture">
                 <pic:pic xmlns:pic="http://schemas.openxmlformats.org/drawingml/2006/picture">
                   <pic:nvPicPr>
-                    <pic:cNvPr id="477238392" name="Picture 477238392"/>
+                    <pic:cNvPr id="1153248890" name="Picture 1153248890"/>
                     <pic:cNvPicPr/>
                   </pic:nvPicPr>
                   <pic:blipFill>
-                    <a:blip r:embed="rId9" cstate="print">
+                    <a:blip r:embed="rId9">
                       <a:extLst>
                         <a:ext uri="{28A0092B-C50C-407E-A947-70E740481C1C}">
                           <a14:useLocalDpi xmlns:a14="http://schemas.microsoft.com/office/drawing/2010/main" val="0"/>
@@ -1234,7 +1038,7 @@
                   <pic:spPr>
                     <a:xfrm>
                       <a:off x="0" y="0"/>
-                      <a:ext cx="4567420" cy="8038263"/>
+                      <a:ext cx="2252290" cy="1789118"/>
                     </a:xfrm>
                     <a:prstGeom prst="rect">
                       <a:avLst/>
@@ -1252,31 +1056,238 @@
         <w:widowControl/>
         <w:autoSpaceDE/>
         <w:autoSpaceDN/>
-        <w:jc w:val="both"/>
         <w:rPr>
           <w:rFonts w:ascii="Times New Roman" w:eastAsia="Times New Roman" w:hAnsi="Times New Roman" w:cs="Times New Roman"/>
-          <w:color w:val="000000"/>
-          <w:sz w:val="24"/>
-          <w:szCs w:val="24"/>
-          <w:lang w:val="en-ID"/>
-        </w:rPr>
-      </w:pPr>
-      <w:r>
+          <w:color w:val="2B461A"/>
+          <w:sz w:val="24"/>
+          <w:szCs w:val="24"/>
+          <w:lang w:val="en-ID"/>
+        </w:rPr>
+      </w:pPr>
+    </w:p>
+    <w:p>
+      <w:pPr>
+        <w:widowControl/>
+        <w:autoSpaceDE/>
+        <w:autoSpaceDN/>
         <w:rPr>
           <w:rFonts w:ascii="Times New Roman" w:eastAsia="Times New Roman" w:hAnsi="Times New Roman" w:cs="Times New Roman"/>
+          <w:color w:val="2B461A"/>
+          <w:sz w:val="24"/>
+          <w:szCs w:val="24"/>
+          <w:lang w:val="en-ID"/>
+        </w:rPr>
+      </w:pPr>
+    </w:p>
+    <w:p>
+      <w:pPr>
+        <w:widowControl/>
+        <w:autoSpaceDE/>
+        <w:autoSpaceDN/>
+        <w:rPr>
+          <w:rFonts w:ascii="Times New Roman" w:eastAsia="Times New Roman" w:hAnsi="Times New Roman" w:cs="Times New Roman"/>
+          <w:color w:val="2B461A"/>
+          <w:sz w:val="24"/>
+          <w:szCs w:val="24"/>
+          <w:lang w:val="en-ID"/>
+        </w:rPr>
+      </w:pPr>
+    </w:p>
+    <w:p>
+      <w:pPr>
+        <w:widowControl/>
+        <w:autoSpaceDE/>
+        <w:autoSpaceDN/>
+        <w:rPr>
+          <w:rFonts w:ascii="Times New Roman" w:eastAsia="Times New Roman" w:hAnsi="Times New Roman" w:cs="Times New Roman"/>
+          <w:color w:val="2B461A"/>
+          <w:sz w:val="24"/>
+          <w:szCs w:val="24"/>
+          <w:lang w:val="en-ID"/>
+        </w:rPr>
+      </w:pPr>
+    </w:p>
+    <w:p>
+      <w:pPr>
+        <w:widowControl/>
+        <w:autoSpaceDE/>
+        <w:autoSpaceDN/>
+        <w:rPr>
+          <w:rFonts w:ascii="Times New Roman" w:eastAsia="Times New Roman" w:hAnsi="Times New Roman" w:cs="Times New Roman"/>
+          <w:color w:val="2B461A"/>
+          <w:sz w:val="24"/>
+          <w:szCs w:val="24"/>
+          <w:lang w:val="en-ID"/>
+        </w:rPr>
+      </w:pPr>
+    </w:p>
+    <w:p>
+      <w:pPr>
+        <w:widowControl/>
+        <w:autoSpaceDE/>
+        <w:autoSpaceDN/>
+        <w:rPr>
+          <w:rFonts w:ascii="Times New Roman" w:eastAsia="Times New Roman" w:hAnsi="Times New Roman" w:cs="Times New Roman" w:hint="cs"/>
+          <w:color w:val="2B461A"/>
+          <w:sz w:val="24"/>
+          <w:szCs w:val="24"/>
+          <w:lang w:val="en-ID"/>
+        </w:rPr>
+      </w:pPr>
+    </w:p>
+    <w:p>
+      <w:pPr>
+        <w:widowControl/>
+        <w:autoSpaceDE/>
+        <w:autoSpaceDN/>
+        <w:rPr>
+          <w:rFonts w:ascii="Times New Roman" w:eastAsia="Times New Roman" w:hAnsi="Times New Roman" w:cs="Times New Roman"/>
+          <w:color w:val="672F02"/>
+          <w:sz w:val="24"/>
+          <w:szCs w:val="24"/>
+          <w:lang w:val="en-ID"/>
+        </w:rPr>
+      </w:pPr>
+      <w:r>
+        <w:rPr>
+          <w:rFonts w:ascii="Times New Roman" w:eastAsia="Times New Roman" w:hAnsi="Times New Roman" w:cs="Times New Roman" w:hint="cs"/>
+          <w:color w:val="672F02"/>
+          <w:sz w:val="24"/>
+          <w:szCs w:val="24"/>
+          <w:lang w:val="en-ID"/>
+        </w:rPr>
+        <w:lastRenderedPageBreak/>
+        <w:t xml:space="preserve">LEVEL MEDIUM — Ganti </w:t>
+      </w:r>
+      <w:proofErr w:type="spellStart"/>
+      <w:r>
+        <w:rPr>
+          <w:rFonts w:ascii="Times New Roman" w:eastAsia="Times New Roman" w:hAnsi="Times New Roman" w:cs="Times New Roman" w:hint="cs"/>
+          <w:color w:val="672F02"/>
+          <w:sz w:val="24"/>
+          <w:szCs w:val="24"/>
+          <w:lang w:val="en-ID"/>
+        </w:rPr>
+        <w:t>Algoritma</w:t>
+      </w:r>
+      <w:proofErr w:type="spellEnd"/>
+      <w:r>
+        <w:rPr>
+          <w:rFonts w:ascii="Times New Roman" w:eastAsia="Times New Roman" w:hAnsi="Times New Roman" w:cs="Times New Roman" w:hint="cs"/>
+          <w:color w:val="672F02"/>
+          <w:sz w:val="24"/>
+          <w:szCs w:val="24"/>
+          <w:lang w:val="en-ID"/>
+        </w:rPr>
+        <w:t xml:space="preserve"> Sorting &amp; Searching (Nilai</w:t>
+      </w:r>
+      <w:r>
+        <w:rPr>
+          <w:rFonts w:ascii="Times New Roman" w:eastAsia="Times New Roman" w:hAnsi="Times New Roman" w:cs="Times New Roman" w:hint="cs"/>
+          <w:color w:val="672F02"/>
+          <w:sz w:val="24"/>
+          <w:szCs w:val="24"/>
+          <w:lang w:val="en-ID"/>
+        </w:rPr>
+        <w:t xml:space="preserve"> </w:t>
+      </w:r>
+      <w:proofErr w:type="spellStart"/>
+      <w:r>
+        <w:rPr>
+          <w:rFonts w:ascii="Times New Roman" w:eastAsia="Times New Roman" w:hAnsi="Times New Roman" w:cs="Times New Roman" w:hint="cs"/>
+          <w:color w:val="672F02"/>
+          <w:sz w:val="24"/>
+          <w:szCs w:val="24"/>
+          <w:lang w:val="en-ID"/>
+        </w:rPr>
+        <w:t>maksimal</w:t>
+      </w:r>
+      <w:proofErr w:type="spellEnd"/>
+      <w:r>
+        <w:rPr>
+          <w:rFonts w:ascii="Times New Roman" w:eastAsia="Times New Roman" w:hAnsi="Times New Roman" w:cs="Times New Roman" w:hint="cs"/>
+          <w:color w:val="672F02"/>
+          <w:sz w:val="24"/>
+          <w:szCs w:val="24"/>
+          <w:lang w:val="en-ID"/>
+        </w:rPr>
+        <w:t>: 85)</w:t>
+      </w:r>
+    </w:p>
+    <w:p>
+      <w:pPr>
+        <w:widowControl/>
+        <w:autoSpaceDE/>
+        <w:autoSpaceDN/>
+        <w:rPr>
+          <w:rFonts w:ascii="Times New Roman" w:eastAsia="Times New Roman" w:hAnsi="Times New Roman" w:cs="Times New Roman"/>
+          <w:color w:val="672F02"/>
+          <w:sz w:val="24"/>
+          <w:szCs w:val="24"/>
+          <w:lang w:val="en-ID"/>
+        </w:rPr>
+      </w:pPr>
+      <w:r>
+        <w:rPr>
+          <w:rFonts w:ascii="Times New Roman" w:eastAsia="Times New Roman" w:hAnsi="Times New Roman" w:cs="Times New Roman" w:hint="cs"/>
+          <w:color w:val="672F02"/>
+          <w:sz w:val="24"/>
+          <w:szCs w:val="24"/>
+          <w:lang w:val="en-ID"/>
+        </w:rPr>
+        <w:t xml:space="preserve">Menu 4 — Ganti </w:t>
+      </w:r>
+      <w:proofErr w:type="spellStart"/>
+      <w:r>
+        <w:rPr>
+          <w:rFonts w:ascii="Times New Roman" w:eastAsia="Times New Roman" w:hAnsi="Times New Roman" w:cs="Times New Roman" w:hint="cs"/>
+          <w:color w:val="672F02"/>
+          <w:sz w:val="24"/>
+          <w:szCs w:val="24"/>
+          <w:lang w:val="en-ID"/>
+        </w:rPr>
+        <w:t>ke</w:t>
+      </w:r>
+      <w:proofErr w:type="spellEnd"/>
+      <w:r>
+        <w:rPr>
+          <w:rFonts w:ascii="Times New Roman" w:eastAsia="Times New Roman" w:hAnsi="Times New Roman" w:cs="Times New Roman" w:hint="cs"/>
+          <w:color w:val="672F02"/>
+          <w:sz w:val="24"/>
+          <w:szCs w:val="24"/>
+          <w:lang w:val="en-ID"/>
+        </w:rPr>
+        <w:t xml:space="preserve"> Insertion Sort</w:t>
+      </w:r>
+    </w:p>
+    <w:p>
+      <w:pPr>
+        <w:widowControl/>
+        <w:autoSpaceDE/>
+        <w:autoSpaceDN/>
+        <w:rPr>
+          <w:rFonts w:ascii="Times New Roman" w:eastAsia="Times New Roman" w:hAnsi="Times New Roman" w:cs="Times New Roman"/>
+          <w:color w:val="672F02"/>
+          <w:sz w:val="24"/>
+          <w:szCs w:val="24"/>
+          <w:lang w:val="en-ID"/>
+        </w:rPr>
+      </w:pPr>
+      <w:r>
+        <w:rPr>
+          <w:rFonts w:ascii="Times New Roman" w:eastAsia="Times New Roman" w:hAnsi="Times New Roman" w:cs="Times New Roman" w:hint="cs"/>
           <w:noProof/>
-          <w:color w:val="000000"/>
+          <w:color w:val="672F02"/>
           <w:sz w:val="24"/>
           <w:szCs w:val="24"/>
           <w:lang w:val="en-ID"/>
           <w14:ligatures w14:val="standardContextual"/>
         </w:rPr>
-        <w:lastRenderedPageBreak/>
         <w:drawing>
-          <wp:inline distT="0" distB="0" distL="0" distR="0" wp14:anchorId="76B9E244" wp14:editId="5D7B5DDF">
-            <wp:extent cx="4632960" cy="8229600"/>
-            <wp:effectExtent l="0" t="0" r="2540" b="0"/>
-            <wp:docPr id="1012737390" name="Picture 2"/>
+          <wp:inline distT="0" distB="0" distL="0" distR="0" wp14:anchorId="62EE7CC2" wp14:editId="68044959">
+            <wp:extent cx="5943600" cy="3178810"/>
+            <wp:effectExtent l="0" t="0" r="0" b="0"/>
+            <wp:docPr id="2013241454" name="Picture 7"/>
             <wp:cNvGraphicFramePr>
               <a:graphicFrameLocks xmlns:a="http://schemas.openxmlformats.org/drawingml/2006/main" noChangeAspect="1"/>
             </wp:cNvGraphicFramePr>
@@ -1284,7 +1295,7 @@
               <a:graphicData uri="http://schemas.openxmlformats.org/drawingml/2006/picture">
                 <pic:pic xmlns:pic="http://schemas.openxmlformats.org/drawingml/2006/picture">
                   <pic:nvPicPr>
-                    <pic:cNvPr id="1012737390" name="Picture 1012737390"/>
+                    <pic:cNvPr id="2013241454" name="Picture 2013241454"/>
                     <pic:cNvPicPr/>
                   </pic:nvPicPr>
                   <pic:blipFill>
@@ -1302,7 +1313,7 @@
                   <pic:spPr>
                     <a:xfrm>
                       <a:off x="0" y="0"/>
-                      <a:ext cx="4632960" cy="8229600"/>
+                      <a:ext cx="5943600" cy="3178810"/>
                     </a:xfrm>
                     <a:prstGeom prst="rect">
                       <a:avLst/>
@@ -1320,10 +1331,9 @@
         <w:widowControl/>
         <w:autoSpaceDE/>
         <w:autoSpaceDN/>
-        <w:jc w:val="both"/>
         <w:rPr>
           <w:rFonts w:ascii="Times New Roman" w:eastAsia="Times New Roman" w:hAnsi="Times New Roman" w:cs="Times New Roman"/>
-          <w:color w:val="000000"/>
+          <w:color w:val="672F02"/>
           <w:sz w:val="24"/>
           <w:szCs w:val="24"/>
           <w:lang w:val="en-ID"/>
@@ -1333,18 +1343,17 @@
         <w:rPr>
           <w:rFonts w:ascii="Times New Roman" w:eastAsia="Times New Roman" w:hAnsi="Times New Roman" w:cs="Times New Roman"/>
           <w:noProof/>
-          <w:color w:val="000000"/>
+          <w:color w:val="672F02"/>
           <w:sz w:val="24"/>
           <w:szCs w:val="24"/>
           <w:lang w:val="en-ID"/>
           <w14:ligatures w14:val="standardContextual"/>
         </w:rPr>
-        <w:lastRenderedPageBreak/>
         <w:drawing>
-          <wp:inline distT="0" distB="0" distL="0" distR="0" wp14:anchorId="4B3740B9" wp14:editId="22E551B6">
-            <wp:extent cx="5943600" cy="3763645"/>
-            <wp:effectExtent l="0" t="0" r="0" b="0"/>
-            <wp:docPr id="362951736" name="Picture 3"/>
+          <wp:inline distT="0" distB="0" distL="0" distR="0" wp14:anchorId="72FED47B" wp14:editId="3492EA7F">
+            <wp:extent cx="3530278" cy="2174651"/>
+            <wp:effectExtent l="0" t="0" r="635" b="0"/>
+            <wp:docPr id="1355564570" name="Picture 11"/>
             <wp:cNvGraphicFramePr>
               <a:graphicFrameLocks xmlns:a="http://schemas.openxmlformats.org/drawingml/2006/main" noChangeAspect="1"/>
             </wp:cNvGraphicFramePr>
@@ -1352,7 +1361,7 @@
               <a:graphicData uri="http://schemas.openxmlformats.org/drawingml/2006/picture">
                 <pic:pic xmlns:pic="http://schemas.openxmlformats.org/drawingml/2006/picture">
                   <pic:nvPicPr>
-                    <pic:cNvPr id="362951736" name="Picture 362951736"/>
+                    <pic:cNvPr id="1355564570" name="Picture 1355564570"/>
                     <pic:cNvPicPr/>
                   </pic:nvPicPr>
                   <pic:blipFill>
@@ -1370,7 +1379,7 @@
                   <pic:spPr>
                     <a:xfrm>
                       <a:off x="0" y="0"/>
-                      <a:ext cx="5943600" cy="3763645"/>
+                      <a:ext cx="3543621" cy="2182871"/>
                     </a:xfrm>
                     <a:prstGeom prst="rect">
                       <a:avLst/>
@@ -1388,10 +1397,9 @@
         <w:widowControl/>
         <w:autoSpaceDE/>
         <w:autoSpaceDN/>
-        <w:jc w:val="both"/>
         <w:rPr>
           <w:rFonts w:ascii="Times New Roman" w:eastAsia="Times New Roman" w:hAnsi="Times New Roman" w:cs="Times New Roman"/>
-          <w:color w:val="000000"/>
+          <w:color w:val="672F02"/>
           <w:sz w:val="24"/>
           <w:szCs w:val="24"/>
           <w:lang w:val="en-ID"/>
@@ -1403,24 +1411,45 @@
         <w:widowControl/>
         <w:autoSpaceDE/>
         <w:autoSpaceDN/>
-        <w:jc w:val="both"/>
         <w:rPr>
           <w:rFonts w:ascii="Times New Roman" w:eastAsia="Times New Roman" w:hAnsi="Times New Roman" w:cs="Times New Roman"/>
-          <w:color w:val="000000"/>
-          <w:sz w:val="24"/>
-          <w:szCs w:val="24"/>
-          <w:lang w:val="en-ID"/>
-        </w:rPr>
-      </w:pPr>
-      <w:r>
-        <w:rPr>
-          <w:rFonts w:ascii="Times New Roman" w:eastAsia="Times New Roman" w:hAnsi="Times New Roman" w:cs="Times New Roman"/>
-          <w:color w:val="000000"/>
-          <w:sz w:val="24"/>
-          <w:szCs w:val="24"/>
-          <w:lang w:val="en-ID"/>
-        </w:rPr>
-        <w:t>Layout Hasil</w:t>
+          <w:color w:val="672F02"/>
+          <w:sz w:val="24"/>
+          <w:szCs w:val="24"/>
+          <w:lang w:val="en-ID"/>
+        </w:rPr>
+      </w:pPr>
+      <w:r>
+        <w:rPr>
+          <w:rFonts w:ascii="Times New Roman" w:eastAsia="Times New Roman" w:hAnsi="Times New Roman" w:cs="Times New Roman" w:hint="cs"/>
+          <w:color w:val="672F02"/>
+          <w:sz w:val="24"/>
+          <w:szCs w:val="24"/>
+          <w:lang w:val="en-ID"/>
+        </w:rPr>
+        <w:t xml:space="preserve">Menu 5 — Ganti </w:t>
+      </w:r>
+      <w:proofErr w:type="spellStart"/>
+      <w:r>
+        <w:rPr>
+          <w:rFonts w:ascii="Times New Roman" w:eastAsia="Times New Roman" w:hAnsi="Times New Roman" w:cs="Times New Roman" w:hint="cs"/>
+          <w:color w:val="672F02"/>
+          <w:sz w:val="24"/>
+          <w:szCs w:val="24"/>
+          <w:lang w:val="en-ID"/>
+        </w:rPr>
+        <w:t>ke</w:t>
+      </w:r>
+      <w:proofErr w:type="spellEnd"/>
+      <w:r>
+        <w:rPr>
+          <w:rFonts w:ascii="Times New Roman" w:eastAsia="Times New Roman" w:hAnsi="Times New Roman" w:cs="Times New Roman" w:hint="cs"/>
+          <w:color w:val="672F02"/>
+          <w:sz w:val="24"/>
+          <w:szCs w:val="24"/>
+          <w:lang w:val="en-ID"/>
+        </w:rPr>
+        <w:t xml:space="preserve"> Binary Search</w:t>
       </w:r>
     </w:p>
     <w:p>
@@ -1428,30 +1457,30 @@
         <w:widowControl/>
         <w:autoSpaceDE/>
         <w:autoSpaceDN/>
-        <w:jc w:val="both"/>
         <w:rPr>
           <w:rFonts w:ascii="Times New Roman" w:eastAsia="Times New Roman" w:hAnsi="Times New Roman" w:cs="Times New Roman"/>
-          <w:color w:val="000000"/>
-          <w:sz w:val="24"/>
-          <w:szCs w:val="24"/>
-          <w:lang w:val="en-ID"/>
-        </w:rPr>
-      </w:pPr>
-      <w:r>
-        <w:rPr>
-          <w:rFonts w:ascii="Times New Roman" w:eastAsia="Times New Roman" w:hAnsi="Times New Roman" w:cs="Times New Roman"/>
+          <w:color w:val="672F02"/>
+          <w:sz w:val="24"/>
+          <w:szCs w:val="24"/>
+          <w:lang w:val="en-ID"/>
+        </w:rPr>
+      </w:pPr>
+      <w:r>
+        <w:rPr>
+          <w:rFonts w:ascii="Times New Roman" w:eastAsia="Times New Roman" w:hAnsi="Times New Roman" w:cs="Times New Roman" w:hint="cs"/>
           <w:noProof/>
-          <w:color w:val="000000"/>
+          <w:color w:val="672F02"/>
           <w:sz w:val="24"/>
           <w:szCs w:val="24"/>
           <w:lang w:val="en-ID"/>
           <w14:ligatures w14:val="standardContextual"/>
         </w:rPr>
+        <w:lastRenderedPageBreak/>
         <w:drawing>
-          <wp:inline distT="0" distB="0" distL="0" distR="0" wp14:anchorId="51071F1E" wp14:editId="0D77F8DB">
-            <wp:extent cx="2896898" cy="3598985"/>
-            <wp:effectExtent l="0" t="0" r="0" b="0"/>
-            <wp:docPr id="774683288" name="Picture 2"/>
+          <wp:inline distT="0" distB="0" distL="0" distR="0" wp14:anchorId="60AEE596" wp14:editId="18276639">
+            <wp:extent cx="4174855" cy="6782765"/>
+            <wp:effectExtent l="0" t="0" r="3810" b="0"/>
+            <wp:docPr id="742485609" name="Picture 8"/>
             <wp:cNvGraphicFramePr>
               <a:graphicFrameLocks xmlns:a="http://schemas.openxmlformats.org/drawingml/2006/main" noChangeAspect="1"/>
             </wp:cNvGraphicFramePr>
@@ -1459,11 +1488,11 @@
               <a:graphicData uri="http://schemas.openxmlformats.org/drawingml/2006/picture">
                 <pic:pic xmlns:pic="http://schemas.openxmlformats.org/drawingml/2006/picture">
                   <pic:nvPicPr>
-                    <pic:cNvPr id="774683288" name="Picture 774683288"/>
+                    <pic:cNvPr id="742485609" name="Picture 742485609"/>
                     <pic:cNvPicPr/>
                   </pic:nvPicPr>
                   <pic:blipFill>
-                    <a:blip r:embed="rId12" cstate="print">
+                    <a:blip r:embed="rId12">
                       <a:extLst>
                         <a:ext uri="{28A0092B-C50C-407E-A947-70E740481C1C}">
                           <a14:useLocalDpi xmlns:a14="http://schemas.microsoft.com/office/drawing/2010/main" val="0"/>
@@ -1477,7 +1506,7 @@
                   <pic:spPr>
                     <a:xfrm>
                       <a:off x="0" y="0"/>
-                      <a:ext cx="2910930" cy="3616418"/>
+                      <a:ext cx="4183816" cy="6797323"/>
                     </a:xfrm>
                     <a:prstGeom prst="rect">
                       <a:avLst/>
@@ -1489,21 +1518,36 @@
           </wp:inline>
         </w:drawing>
       </w:r>
+    </w:p>
+    <w:p>
+      <w:pPr>
+        <w:widowControl/>
+        <w:autoSpaceDE/>
+        <w:autoSpaceDN/>
+        <w:rPr>
+          <w:rFonts w:ascii="Times New Roman" w:eastAsia="Times New Roman" w:hAnsi="Times New Roman" w:cs="Times New Roman"/>
+          <w:color w:val="672F02"/>
+          <w:sz w:val="24"/>
+          <w:szCs w:val="24"/>
+          <w:lang w:val="en-ID"/>
+        </w:rPr>
+      </w:pPr>
       <w:r>
         <w:rPr>
           <w:rFonts w:ascii="Times New Roman" w:eastAsia="Times New Roman" w:hAnsi="Times New Roman" w:cs="Times New Roman"/>
           <w:noProof/>
-          <w:color w:val="000000"/>
+          <w:color w:val="672F02"/>
           <w:sz w:val="24"/>
           <w:szCs w:val="24"/>
           <w:lang w:val="en-ID"/>
           <w14:ligatures w14:val="standardContextual"/>
         </w:rPr>
+        <w:lastRenderedPageBreak/>
         <w:drawing>
-          <wp:inline distT="0" distB="0" distL="0" distR="0" wp14:anchorId="3F6F45C3" wp14:editId="527C8144">
-            <wp:extent cx="3017739" cy="2625823"/>
-            <wp:effectExtent l="0" t="0" r="5080" b="3175"/>
-            <wp:docPr id="1914028529" name="Picture 3"/>
+          <wp:inline distT="0" distB="0" distL="0" distR="0" wp14:anchorId="7A996C67" wp14:editId="4949F751">
+            <wp:extent cx="4406900" cy="2413000"/>
+            <wp:effectExtent l="0" t="0" r="0" b="0"/>
+            <wp:docPr id="942612409" name="Picture 12"/>
             <wp:cNvGraphicFramePr>
               <a:graphicFrameLocks xmlns:a="http://schemas.openxmlformats.org/drawingml/2006/main" noChangeAspect="1"/>
             </wp:cNvGraphicFramePr>
@@ -1511,11 +1555,11 @@
               <a:graphicData uri="http://schemas.openxmlformats.org/drawingml/2006/picture">
                 <pic:pic xmlns:pic="http://schemas.openxmlformats.org/drawingml/2006/picture">
                   <pic:nvPicPr>
-                    <pic:cNvPr id="1914028529" name="Picture 1914028529"/>
+                    <pic:cNvPr id="942612409" name="Picture 942612409"/>
                     <pic:cNvPicPr/>
                   </pic:nvPicPr>
                   <pic:blipFill>
-                    <a:blip r:embed="rId13" cstate="print">
+                    <a:blip r:embed="rId13">
                       <a:extLst>
                         <a:ext uri="{28A0092B-C50C-407E-A947-70E740481C1C}">
                           <a14:useLocalDpi xmlns:a14="http://schemas.microsoft.com/office/drawing/2010/main" val="0"/>
@@ -1529,7 +1573,7 @@
                   <pic:spPr>
                     <a:xfrm>
                       <a:off x="0" y="0"/>
-                      <a:ext cx="3083695" cy="2683213"/>
+                      <a:ext cx="4406900" cy="2413000"/>
                     </a:xfrm>
                     <a:prstGeom prst="rect">
                       <a:avLst/>
@@ -1547,10 +1591,445 @@
         <w:widowControl/>
         <w:autoSpaceDE/>
         <w:autoSpaceDN/>
-        <w:jc w:val="both"/>
         <w:rPr>
           <w:rFonts w:ascii="Times New Roman" w:eastAsia="Times New Roman" w:hAnsi="Times New Roman" w:cs="Times New Roman"/>
-          <w:color w:val="000000"/>
+          <w:color w:val="672F02"/>
+          <w:sz w:val="24"/>
+          <w:szCs w:val="24"/>
+          <w:lang w:val="en-ID"/>
+        </w:rPr>
+      </w:pPr>
+    </w:p>
+    <w:p>
+      <w:pPr>
+        <w:widowControl/>
+        <w:autoSpaceDE/>
+        <w:autoSpaceDN/>
+        <w:rPr>
+          <w:rFonts w:ascii="Times New Roman" w:eastAsia="Times New Roman" w:hAnsi="Times New Roman" w:cs="Times New Roman"/>
+          <w:b/>
+          <w:bCs/>
+          <w:color w:val="660001"/>
+          <w:sz w:val="24"/>
+          <w:szCs w:val="24"/>
+          <w:lang w:val="en-ID"/>
+        </w:rPr>
+      </w:pPr>
+      <w:r>
+        <w:rPr>
+          <w:rFonts w:ascii="Times New Roman" w:eastAsia="Times New Roman" w:hAnsi="Times New Roman" w:cs="Times New Roman" w:hint="cs"/>
+          <w:b/>
+          <w:bCs/>
+          <w:color w:val="660001"/>
+          <w:sz w:val="24"/>
+          <w:szCs w:val="24"/>
+          <w:lang w:val="en-ID"/>
+        </w:rPr>
+        <w:t xml:space="preserve">LEVEL HARD — Class Baru: </w:t>
+      </w:r>
+      <w:proofErr w:type="spellStart"/>
+      <w:r>
+        <w:rPr>
+          <w:rFonts w:ascii="Times New Roman" w:eastAsia="Times New Roman" w:hAnsi="Times New Roman" w:cs="Times New Roman" w:hint="cs"/>
+          <w:b/>
+          <w:bCs/>
+          <w:color w:val="660001"/>
+          <w:sz w:val="24"/>
+          <w:szCs w:val="24"/>
+          <w:lang w:val="en-ID"/>
+        </w:rPr>
+        <w:t>LaporanMahasiswa</w:t>
+      </w:r>
+      <w:proofErr w:type="spellEnd"/>
+      <w:r>
+        <w:rPr>
+          <w:rFonts w:ascii="Times New Roman" w:eastAsia="Times New Roman" w:hAnsi="Times New Roman" w:cs="Times New Roman" w:hint="cs"/>
+          <w:b/>
+          <w:bCs/>
+          <w:color w:val="660001"/>
+          <w:sz w:val="24"/>
+          <w:szCs w:val="24"/>
+          <w:lang w:val="en-ID"/>
+        </w:rPr>
+        <w:t xml:space="preserve"> (Nilai </w:t>
+      </w:r>
+      <w:proofErr w:type="spellStart"/>
+      <w:r>
+        <w:rPr>
+          <w:rFonts w:ascii="Times New Roman" w:eastAsia="Times New Roman" w:hAnsi="Times New Roman" w:cs="Times New Roman" w:hint="cs"/>
+          <w:b/>
+          <w:bCs/>
+          <w:color w:val="660001"/>
+          <w:sz w:val="24"/>
+          <w:szCs w:val="24"/>
+          <w:lang w:val="en-ID"/>
+        </w:rPr>
+        <w:t>maksimal</w:t>
+      </w:r>
+      <w:proofErr w:type="spellEnd"/>
+      <w:r>
+        <w:rPr>
+          <w:rFonts w:ascii="Times New Roman" w:eastAsia="Times New Roman" w:hAnsi="Times New Roman" w:cs="Times New Roman" w:hint="cs"/>
+          <w:b/>
+          <w:bCs/>
+          <w:color w:val="660001"/>
+          <w:sz w:val="24"/>
+          <w:szCs w:val="24"/>
+          <w:lang w:val="en-ID"/>
+        </w:rPr>
+        <w:t>:</w:t>
+      </w:r>
+      <w:r>
+        <w:rPr>
+          <w:rFonts w:ascii="Times New Roman" w:eastAsia="Times New Roman" w:hAnsi="Times New Roman" w:cs="Times New Roman" w:hint="cs"/>
+          <w:color w:val="660001"/>
+          <w:sz w:val="24"/>
+          <w:szCs w:val="24"/>
+          <w:lang w:val="en-ID"/>
+        </w:rPr>
+        <w:t xml:space="preserve"> </w:t>
+      </w:r>
+      <w:r>
+        <w:rPr>
+          <w:rFonts w:ascii="Times New Roman" w:eastAsia="Times New Roman" w:hAnsi="Times New Roman" w:cs="Times New Roman" w:hint="cs"/>
+          <w:b/>
+          <w:bCs/>
+          <w:color w:val="660001"/>
+          <w:sz w:val="24"/>
+          <w:szCs w:val="24"/>
+          <w:lang w:val="en-ID"/>
+        </w:rPr>
+        <w:t>100)</w:t>
+      </w:r>
+    </w:p>
+    <w:p>
+      <w:pPr>
+        <w:widowControl/>
+        <w:autoSpaceDE/>
+        <w:autoSpaceDN/>
+        <w:rPr>
+          <w:rFonts w:ascii="Times New Roman" w:eastAsia="Times New Roman" w:hAnsi="Times New Roman" w:cs="Times New Roman" w:hint="cs"/>
+          <w:color w:val="660001"/>
+          <w:sz w:val="24"/>
+          <w:szCs w:val="24"/>
+          <w:lang w:val="en-ID"/>
+        </w:rPr>
+      </w:pPr>
+      <w:r>
+        <w:rPr>
+          <w:rFonts w:ascii="Times New Roman" w:eastAsia="Times New Roman" w:hAnsi="Times New Roman" w:cs="Times New Roman" w:hint="cs"/>
+          <w:b/>
+          <w:bCs/>
+          <w:color w:val="660001"/>
+          <w:sz w:val="24"/>
+          <w:szCs w:val="24"/>
+          <w:lang w:val="en-ID"/>
+        </w:rPr>
+        <w:t xml:space="preserve">Class </w:t>
+      </w:r>
+      <w:proofErr w:type="spellStart"/>
+      <w:r>
+        <w:rPr>
+          <w:rFonts w:ascii="Times New Roman" w:eastAsia="Times New Roman" w:hAnsi="Times New Roman" w:cs="Times New Roman" w:hint="cs"/>
+          <w:b/>
+          <w:bCs/>
+          <w:color w:val="660001"/>
+          <w:sz w:val="24"/>
+          <w:szCs w:val="24"/>
+          <w:lang w:val="en-ID"/>
+        </w:rPr>
+        <w:t>LaporanMahasiswa</w:t>
+      </w:r>
+      <w:proofErr w:type="spellEnd"/>
+    </w:p>
+    <w:p>
+      <w:pPr>
+        <w:widowControl/>
+        <w:autoSpaceDE/>
+        <w:autoSpaceDN/>
+        <w:rPr>
+          <w:rFonts w:ascii="Times New Roman" w:eastAsia="Times New Roman" w:hAnsi="Times New Roman" w:cs="Times New Roman"/>
+          <w:color w:val="660001"/>
+          <w:sz w:val="24"/>
+          <w:szCs w:val="24"/>
+          <w:lang w:val="en-ID"/>
+        </w:rPr>
+      </w:pPr>
+      <w:r>
+        <w:rPr>
+          <w:rFonts w:ascii="Times New Roman" w:eastAsia="Times New Roman" w:hAnsi="Times New Roman" w:cs="Times New Roman" w:hint="cs"/>
+          <w:noProof/>
+          <w:color w:val="660001"/>
+          <w:sz w:val="24"/>
+          <w:szCs w:val="24"/>
+          <w:lang w:val="en-ID"/>
+          <w14:ligatures w14:val="standardContextual"/>
+        </w:rPr>
+        <w:drawing>
+          <wp:inline distT="0" distB="0" distL="0" distR="0" wp14:anchorId="443F0781" wp14:editId="33035549">
+            <wp:extent cx="3715473" cy="5212128"/>
+            <wp:effectExtent l="0" t="0" r="5715" b="0"/>
+            <wp:docPr id="1494231427" name="Picture 9"/>
+            <wp:cNvGraphicFramePr>
+              <a:graphicFrameLocks xmlns:a="http://schemas.openxmlformats.org/drawingml/2006/main" noChangeAspect="1"/>
+            </wp:cNvGraphicFramePr>
+            <a:graphic xmlns:a="http://schemas.openxmlformats.org/drawingml/2006/main">
+              <a:graphicData uri="http://schemas.openxmlformats.org/drawingml/2006/picture">
+                <pic:pic xmlns:pic="http://schemas.openxmlformats.org/drawingml/2006/picture">
+                  <pic:nvPicPr>
+                    <pic:cNvPr id="1494231427" name="Picture 1494231427"/>
+                    <pic:cNvPicPr/>
+                  </pic:nvPicPr>
+                  <pic:blipFill>
+                    <a:blip r:embed="rId14">
+                      <a:extLst>
+                        <a:ext uri="{28A0092B-C50C-407E-A947-70E740481C1C}">
+                          <a14:useLocalDpi xmlns:a14="http://schemas.microsoft.com/office/drawing/2010/main" val="0"/>
+                        </a:ext>
+                      </a:extLst>
+                    </a:blip>
+                    <a:stretch>
+                      <a:fillRect/>
+                    </a:stretch>
+                  </pic:blipFill>
+                  <pic:spPr>
+                    <a:xfrm>
+                      <a:off x="0" y="0"/>
+                      <a:ext cx="3747751" cy="5257408"/>
+                    </a:xfrm>
+                    <a:prstGeom prst="rect">
+                      <a:avLst/>
+                    </a:prstGeom>
+                  </pic:spPr>
+                </pic:pic>
+              </a:graphicData>
+            </a:graphic>
+          </wp:inline>
+        </w:drawing>
+      </w:r>
+    </w:p>
+    <w:p>
+      <w:pPr>
+        <w:widowControl/>
+        <w:autoSpaceDE/>
+        <w:autoSpaceDN/>
+        <w:rPr>
+          <w:rFonts w:ascii="Times New Roman" w:eastAsia="Times New Roman" w:hAnsi="Times New Roman" w:cs="Times New Roman" w:hint="cs"/>
+          <w:color w:val="660001"/>
+          <w:sz w:val="24"/>
+          <w:szCs w:val="24"/>
+          <w:lang w:val="en-ID"/>
+        </w:rPr>
+      </w:pPr>
+    </w:p>
+    <w:p>
+      <w:pPr>
+        <w:widowControl/>
+        <w:autoSpaceDE/>
+        <w:autoSpaceDN/>
+        <w:rPr>
+          <w:rFonts w:ascii="Times New Roman" w:eastAsia="Times New Roman" w:hAnsi="Times New Roman" w:cs="Times New Roman"/>
+          <w:b/>
+          <w:bCs/>
+          <w:color w:val="660001"/>
+          <w:sz w:val="24"/>
+          <w:szCs w:val="24"/>
+          <w:lang w:val="en-ID"/>
+        </w:rPr>
+      </w:pPr>
+      <w:r>
+        <w:rPr>
+          <w:rFonts w:ascii="Times New Roman" w:eastAsia="Times New Roman" w:hAnsi="Times New Roman" w:cs="Times New Roman" w:hint="cs"/>
+          <w:b/>
+          <w:bCs/>
+          <w:color w:val="660001"/>
+          <w:sz w:val="24"/>
+          <w:szCs w:val="24"/>
+          <w:lang w:val="en-ID"/>
+        </w:rPr>
+        <w:t xml:space="preserve">Menu 8 — </w:t>
+      </w:r>
+      <w:proofErr w:type="spellStart"/>
+      <w:r>
+        <w:rPr>
+          <w:rFonts w:ascii="Times New Roman" w:eastAsia="Times New Roman" w:hAnsi="Times New Roman" w:cs="Times New Roman" w:hint="cs"/>
+          <w:b/>
+          <w:bCs/>
+          <w:color w:val="660001"/>
+          <w:sz w:val="24"/>
+          <w:szCs w:val="24"/>
+          <w:lang w:val="en-ID"/>
+        </w:rPr>
+        <w:t>Laporan</w:t>
+      </w:r>
+      <w:proofErr w:type="spellEnd"/>
+      <w:r>
+        <w:rPr>
+          <w:rFonts w:ascii="Times New Roman" w:eastAsia="Times New Roman" w:hAnsi="Times New Roman" w:cs="Times New Roman" w:hint="cs"/>
+          <w:b/>
+          <w:bCs/>
+          <w:color w:val="660001"/>
+          <w:sz w:val="24"/>
+          <w:szCs w:val="24"/>
+          <w:lang w:val="en-ID"/>
+        </w:rPr>
+        <w:t xml:space="preserve"> Per </w:t>
+      </w:r>
+      <w:proofErr w:type="spellStart"/>
+      <w:r>
+        <w:rPr>
+          <w:rFonts w:ascii="Times New Roman" w:eastAsia="Times New Roman" w:hAnsi="Times New Roman" w:cs="Times New Roman" w:hint="cs"/>
+          <w:b/>
+          <w:bCs/>
+          <w:color w:val="660001"/>
+          <w:sz w:val="24"/>
+          <w:szCs w:val="24"/>
+          <w:lang w:val="en-ID"/>
+        </w:rPr>
+        <w:t>Mahasiswa</w:t>
+      </w:r>
+      <w:proofErr w:type="spellEnd"/>
+    </w:p>
+    <w:p>
+      <w:pPr>
+        <w:widowControl/>
+        <w:autoSpaceDE/>
+        <w:autoSpaceDN/>
+        <w:rPr>
+          <w:rFonts w:ascii="Times New Roman" w:eastAsia="Times New Roman" w:hAnsi="Times New Roman" w:cs="Times New Roman"/>
+          <w:color w:val="660001"/>
+          <w:sz w:val="24"/>
+          <w:szCs w:val="24"/>
+          <w:lang w:val="en-ID"/>
+        </w:rPr>
+      </w:pPr>
+      <w:r>
+        <w:rPr>
+          <w:rFonts w:ascii="Times New Roman" w:eastAsia="Times New Roman" w:hAnsi="Times New Roman" w:cs="Times New Roman" w:hint="cs"/>
+          <w:noProof/>
+          <w:color w:val="660001"/>
+          <w:sz w:val="24"/>
+          <w:szCs w:val="24"/>
+          <w:lang w:val="en-ID"/>
+          <w14:ligatures w14:val="standardContextual"/>
+        </w:rPr>
+        <w:drawing>
+          <wp:inline distT="0" distB="0" distL="0" distR="0" wp14:anchorId="08657373" wp14:editId="2EF8D087">
+            <wp:extent cx="5588000" cy="2552700"/>
+            <wp:effectExtent l="0" t="0" r="1905" b="5715"/>
+            <wp:docPr id="322641017" name="Picture 10"/>
+            <wp:cNvGraphicFramePr>
+              <a:graphicFrameLocks xmlns:a="http://schemas.openxmlformats.org/drawingml/2006/main" noChangeAspect="1"/>
+            </wp:cNvGraphicFramePr>
+            <a:graphic xmlns:a="http://schemas.openxmlformats.org/drawingml/2006/main">
+              <a:graphicData uri="http://schemas.openxmlformats.org/drawingml/2006/picture">
+                <pic:pic xmlns:pic="http://schemas.openxmlformats.org/drawingml/2006/picture">
+                  <pic:nvPicPr>
+                    <pic:cNvPr id="322641017" name="Picture 322641017"/>
+                    <pic:cNvPicPr/>
+                  </pic:nvPicPr>
+                  <pic:blipFill>
+                    <a:blip r:embed="rId15">
+                      <a:extLst>
+                        <a:ext uri="{28A0092B-C50C-407E-A947-70E740481C1C}">
+                          <a14:useLocalDpi xmlns:a14="http://schemas.microsoft.com/office/drawing/2010/main" val="0"/>
+                        </a:ext>
+                      </a:extLst>
+                    </a:blip>
+                    <a:stretch>
+                      <a:fillRect/>
+                    </a:stretch>
+                  </pic:blipFill>
+                  <pic:spPr>
+                    <a:xfrm>
+                      <a:off x="0" y="0"/>
+                      <a:ext cx="5588000" cy="2552700"/>
+                    </a:xfrm>
+                    <a:prstGeom prst="rect">
+                      <a:avLst/>
+                    </a:prstGeom>
+                  </pic:spPr>
+                </pic:pic>
+              </a:graphicData>
+            </a:graphic>
+          </wp:inline>
+        </w:drawing>
+      </w:r>
+    </w:p>
+    <w:p>
+      <w:pPr>
+        <w:widowControl/>
+        <w:autoSpaceDE/>
+        <w:autoSpaceDN/>
+        <w:rPr>
+          <w:rFonts w:ascii="Times New Roman" w:eastAsia="Times New Roman" w:hAnsi="Times New Roman" w:cs="Times New Roman"/>
+          <w:color w:val="660001"/>
+          <w:sz w:val="24"/>
+          <w:szCs w:val="24"/>
+          <w:lang w:val="en-ID"/>
+        </w:rPr>
+      </w:pPr>
+      <w:r>
+        <w:rPr>
+          <w:rFonts w:ascii="Times New Roman" w:eastAsia="Times New Roman" w:hAnsi="Times New Roman" w:cs="Times New Roman"/>
+          <w:noProof/>
+          <w:color w:val="660001"/>
+          <w:sz w:val="24"/>
+          <w:szCs w:val="24"/>
+          <w:lang w:val="en-ID"/>
+          <w14:ligatures w14:val="standardContextual"/>
+        </w:rPr>
+        <w:drawing>
+          <wp:inline distT="0" distB="0" distL="0" distR="0" wp14:anchorId="53DF0F6B" wp14:editId="6044D999">
+            <wp:extent cx="5943600" cy="2405380"/>
+            <wp:effectExtent l="0" t="0" r="0" b="0"/>
+            <wp:docPr id="517953828" name="Picture 14"/>
+            <wp:cNvGraphicFramePr>
+              <a:graphicFrameLocks xmlns:a="http://schemas.openxmlformats.org/drawingml/2006/main" noChangeAspect="1"/>
+            </wp:cNvGraphicFramePr>
+            <a:graphic xmlns:a="http://schemas.openxmlformats.org/drawingml/2006/main">
+              <a:graphicData uri="http://schemas.openxmlformats.org/drawingml/2006/picture">
+                <pic:pic xmlns:pic="http://schemas.openxmlformats.org/drawingml/2006/picture">
+                  <pic:nvPicPr>
+                    <pic:cNvPr id="517953828" name="Picture 517953828"/>
+                    <pic:cNvPicPr/>
+                  </pic:nvPicPr>
+                  <pic:blipFill>
+                    <a:blip r:embed="rId16">
+                      <a:extLst>
+                        <a:ext uri="{28A0092B-C50C-407E-A947-70E740481C1C}">
+                          <a14:useLocalDpi xmlns:a14="http://schemas.microsoft.com/office/drawing/2010/main" val="0"/>
+                        </a:ext>
+                      </a:extLst>
+                    </a:blip>
+                    <a:stretch>
+                      <a:fillRect/>
+                    </a:stretch>
+                  </pic:blipFill>
+                  <pic:spPr>
+                    <a:xfrm>
+                      <a:off x="0" y="0"/>
+                      <a:ext cx="5943600" cy="2405380"/>
+                    </a:xfrm>
+                    <a:prstGeom prst="rect">
+                      <a:avLst/>
+                    </a:prstGeom>
+                  </pic:spPr>
+                </pic:pic>
+              </a:graphicData>
+            </a:graphic>
+          </wp:inline>
+        </w:drawing>
+      </w:r>
+    </w:p>
+    <w:p>
+      <w:pPr>
+        <w:widowControl/>
+        <w:autoSpaceDE/>
+        <w:autoSpaceDN/>
+        <w:rPr>
+          <w:rFonts w:ascii="Times New Roman" w:eastAsia="Times New Roman" w:hAnsi="Times New Roman" w:cs="Times New Roman" w:hint="cs"/>
+          <w:color w:val="660001"/>
           <w:sz w:val="24"/>
           <w:szCs w:val="24"/>
           <w:lang w:val="en-ID"/>
@@ -1616,7 +2095,7 @@
         </w:rPr>
         <w:t xml:space="preserve"> </w:t>
       </w:r>
-      <w:hyperlink r:id="rId14" w:history="1">
+      <w:hyperlink r:id="rId17" w:history="1">
         <w:r>
           <w:rPr>
             <w:rStyle w:val="Hyperlink"/>
